--- a/a7/packages/A7 Unit 6 - Relationships in Triangles/Lessons/6.05/Keys/A7 6.05 Distance on the Coordinate Plane - Independent Set - Key.docx
+++ b/a7/packages/A7 Unit 6 - Relationships in Triangles/Lessons/6.05/Keys/A7 6.05 Distance on the Coordinate Plane - Independent Set - Key.docx
@@ -433,7 +433,7 @@
             <w:r>
               <w:drawing>
                 <wp:inline xmlns:a="http://schemas.openxmlformats.org/drawingml/2006/main" xmlns:pic="http://schemas.openxmlformats.org/drawingml/2006/picture">
-                  <wp:extent cx="487680" cy="146304"/>
+                  <wp:extent cx="438912" cy="146304"/>
                   <wp:docPr id="3" name="Picture 3"/>
                   <wp:cNvGraphicFramePr>
                     <a:graphicFrameLocks noChangeAspect="1"/>
@@ -442,7 +442,7 @@
                     <a:graphicData uri="http://schemas.openxmlformats.org/drawingml/2006/picture">
                       <pic:pic>
                         <pic:nvPicPr>
-                          <pic:cNvPr id="0" name="07f753a01029927a.png"/>
+                          <pic:cNvPr id="0" name="1ec80d08ccbeea1c.png"/>
                           <pic:cNvPicPr/>
                         </pic:nvPicPr>
                         <pic:blipFill>
@@ -454,7 +454,7 @@
                         <pic:spPr>
                           <a:xfrm>
                             <a:off x="0" y="0"/>
-                            <a:ext cx="487680" cy="146304"/>
+                            <a:ext cx="438912" cy="146304"/>
                           </a:xfrm>
                           <a:prstGeom prst="rect"/>
                         </pic:spPr>
@@ -659,7 +659,7 @@
             <w:r>
               <w:drawing>
                 <wp:inline xmlns:a="http://schemas.openxmlformats.org/drawingml/2006/main" xmlns:pic="http://schemas.openxmlformats.org/drawingml/2006/picture">
-                  <wp:extent cx="487680" cy="146304"/>
+                  <wp:extent cx="438912" cy="146304"/>
                   <wp:docPr id="6" name="Picture 6"/>
                   <wp:cNvGraphicFramePr>
                     <a:graphicFrameLocks noChangeAspect="1"/>
@@ -668,7 +668,7 @@
                     <a:graphicData uri="http://schemas.openxmlformats.org/drawingml/2006/picture">
                       <pic:pic>
                         <pic:nvPicPr>
-                          <pic:cNvPr id="0" name="0fe25faf5c3e032e.png"/>
+                          <pic:cNvPr id="0" name="0e47bd8de32c7185.png"/>
                           <pic:cNvPicPr/>
                         </pic:nvPicPr>
                         <pic:blipFill>
@@ -680,7 +680,7 @@
                         <pic:spPr>
                           <a:xfrm>
                             <a:off x="0" y="0"/>
-                            <a:ext cx="487680" cy="146304"/>
+                            <a:ext cx="438912" cy="146304"/>
                           </a:xfrm>
                           <a:prstGeom prst="rect"/>
                         </pic:spPr>
@@ -842,7 +842,7 @@
             <w:r>
               <w:drawing>
                 <wp:inline xmlns:a="http://schemas.openxmlformats.org/drawingml/2006/main" xmlns:pic="http://schemas.openxmlformats.org/drawingml/2006/picture">
-                  <wp:extent cx="487680" cy="143256"/>
+                  <wp:extent cx="438912" cy="143256"/>
                   <wp:docPr id="8" name="Picture 8"/>
                   <wp:cNvGraphicFramePr>
                     <a:graphicFrameLocks noChangeAspect="1"/>
@@ -851,7 +851,7 @@
                     <a:graphicData uri="http://schemas.openxmlformats.org/drawingml/2006/picture">
                       <pic:pic>
                         <pic:nvPicPr>
-                          <pic:cNvPr id="0" name="7ac4effd863fb07f.png"/>
+                          <pic:cNvPr id="0" name="79107e660c91030d.png"/>
                           <pic:cNvPicPr/>
                         </pic:nvPicPr>
                         <pic:blipFill>
@@ -863,7 +863,7 @@
                         <pic:spPr>
                           <a:xfrm>
                             <a:off x="0" y="0"/>
-                            <a:ext cx="487680" cy="143256"/>
+                            <a:ext cx="438912" cy="143256"/>
                           </a:xfrm>
                           <a:prstGeom prst="rect"/>
                         </pic:spPr>
@@ -1122,7 +1122,7 @@
             <w:r>
               <w:drawing>
                 <wp:inline xmlns:a="http://schemas.openxmlformats.org/drawingml/2006/main" xmlns:pic="http://schemas.openxmlformats.org/drawingml/2006/picture">
-                  <wp:extent cx="600456" cy="143256"/>
+                  <wp:extent cx="551688" cy="143256"/>
                   <wp:docPr id="10" name="Picture 10"/>
                   <wp:cNvGraphicFramePr>
                     <a:graphicFrameLocks noChangeAspect="1"/>
@@ -1131,7 +1131,7 @@
                     <a:graphicData uri="http://schemas.openxmlformats.org/drawingml/2006/picture">
                       <pic:pic>
                         <pic:nvPicPr>
-                          <pic:cNvPr id="0" name="d0469e91279fdc6e.png"/>
+                          <pic:cNvPr id="0" name="6dcf528a270a55e2.png"/>
                           <pic:cNvPicPr/>
                         </pic:nvPicPr>
                         <pic:blipFill>
@@ -1143,7 +1143,7 @@
                         <pic:spPr>
                           <a:xfrm>
                             <a:off x="0" y="0"/>
-                            <a:ext cx="600456" cy="143256"/>
+                            <a:ext cx="551688" cy="143256"/>
                           </a:xfrm>
                           <a:prstGeom prst="rect"/>
                         </pic:spPr>
@@ -1165,7 +1165,7 @@
             <w:r>
               <w:drawing>
                 <wp:inline xmlns:a="http://schemas.openxmlformats.org/drawingml/2006/main" xmlns:pic="http://schemas.openxmlformats.org/drawingml/2006/picture">
-                  <wp:extent cx="326136" cy="143256"/>
+                  <wp:extent cx="326136" cy="146304"/>
                   <wp:docPr id="11" name="Picture 11"/>
                   <wp:cNvGraphicFramePr>
                     <a:graphicFrameLocks noChangeAspect="1"/>
@@ -1174,7 +1174,7 @@
                     <a:graphicData uri="http://schemas.openxmlformats.org/drawingml/2006/picture">
                       <pic:pic>
                         <pic:nvPicPr>
-                          <pic:cNvPr id="0" name="b4e89b05ae1edb0f.png"/>
+                          <pic:cNvPr id="0" name="701db6bd1a438bb1.png"/>
                           <pic:cNvPicPr/>
                         </pic:nvPicPr>
                         <pic:blipFill>
@@ -1186,7 +1186,7 @@
                         <pic:spPr>
                           <a:xfrm>
                             <a:off x="0" y="0"/>
-                            <a:ext cx="326136" cy="143256"/>
+                            <a:ext cx="326136" cy="146304"/>
                           </a:xfrm>
                           <a:prstGeom prst="rect"/>
                         </pic:spPr>
@@ -1203,7 +1203,7 @@
                 <w:color w:val="1A1A1A"/>
                 <w:sz w:val="22"/>
               </w:rPr>
-              <w:t>. How far apart are they in a straight line?</w:t>
+              <w:t>. How far apart are they in a straight line, to the nearest tenth of a kilometer?</w:t>
             </w:r>
           </w:p>
           <w:p>
@@ -1218,7 +1218,7 @@
                 <w:color w:val="9E1B32"/>
                 <w:sz w:val="22"/>
               </w:rPr>
-              <w:t>15 km</w:t>
+              <w:t>√106 ≈ 10.3 km</w:t>
             </w:r>
           </w:p>
           <w:p>
@@ -1233,7 +1233,7 @@
                 <w:color w:val="6B6B6B"/>
                 <w:sz w:val="19"/>
               </w:rPr>
-              <w:t>Across 9, up 12; 81 + 144 = 225.</w:t>
+              <w:t>Across 5, up 9; 25 + 81 = 106.</w:t>
             </w:r>
           </w:p>
         </w:tc>

--- a/a7/packages/A7 Unit 6 - Relationships in Triangles/Lessons/6.05/Keys/A7 6.05 Distance on the Coordinate Plane - Independent Set - Key.docx
+++ b/a7/packages/A7 Unit 6 - Relationships in Triangles/Lessons/6.05/Keys/A7 6.05 Distance on the Coordinate Plane - Independent Set - Key.docx
@@ -1165,7 +1165,7 @@
             <w:r>
               <w:drawing>
                 <wp:inline xmlns:a="http://schemas.openxmlformats.org/drawingml/2006/main" xmlns:pic="http://schemas.openxmlformats.org/drawingml/2006/picture">
-                  <wp:extent cx="326136" cy="146304"/>
+                  <wp:extent cx="326136" cy="143256"/>
                   <wp:docPr id="11" name="Picture 11"/>
                   <wp:cNvGraphicFramePr>
                     <a:graphicFrameLocks noChangeAspect="1"/>
@@ -1174,7 +1174,7 @@
                     <a:graphicData uri="http://schemas.openxmlformats.org/drawingml/2006/picture">
                       <pic:pic>
                         <pic:nvPicPr>
-                          <pic:cNvPr id="0" name="701db6bd1a438bb1.png"/>
+                          <pic:cNvPr id="0" name="b163137cdb3a5ae7.png"/>
                           <pic:cNvPicPr/>
                         </pic:nvPicPr>
                         <pic:blipFill>
@@ -1186,7 +1186,7 @@
                         <pic:spPr>
                           <a:xfrm>
                             <a:off x="0" y="0"/>
-                            <a:ext cx="326136" cy="146304"/>
+                            <a:ext cx="326136" cy="143256"/>
                           </a:xfrm>
                           <a:prstGeom prst="rect"/>
                         </pic:spPr>
@@ -1218,7 +1218,7 @@
                 <w:color w:val="9E1B32"/>
                 <w:sz w:val="22"/>
               </w:rPr>
-              <w:t>√106 ≈ 10.3 km</w:t>
+              <w:t>√221 ≈ 14.9 km</w:t>
             </w:r>
           </w:p>
           <w:p>
@@ -1233,7 +1233,7 @@
                 <w:color w:val="6B6B6B"/>
                 <w:sz w:val="19"/>
               </w:rPr>
-              <w:t>Across 5, up 9; 25 + 81 = 106.</w:t>
+              <w:t>Across 10, up 11; 100 + 121 = 221.</w:t>
             </w:r>
           </w:p>
         </w:tc>
